--- a/CarBNB-Product-Digest.docx
+++ b/CarBNB-Product-Digest.docx
@@ -22,7 +22,7 @@
           <w:color w:val="606070"/>
           <w:sz w:val="20"/>
         </w:rPr>
-        <w:t>Prepared from the live site (car-bnb-eta.vercel.app) and the product source. Written for non-technical readers.</w:t>
+        <w:t>Prepared from the live site (drivexp-eta.vercel.app) and the product source. Written for non-technical readers.</w:t>
       </w:r>
     </w:p>
     <w:p/>
